--- a/交互产品开发/Output/教案/教案_第3周_产品洞察与痛点切入.docx
+++ b/交互产品开发/Output/教案/教案_第3周_产品洞察与痛点切入.docx
@@ -322,7 +322,7 @@
                 <w:kern w:val="0"/>
                 <w:sz w:val="24"/>
               </w:rPr>
-              <w:t xml:space="preserve">2023级数字媒体艺术影视班：第 3 周，周三2-5节</w:t>
+              <w:t xml:space="preserve">2023级数字媒体艺术影视班：第 11 周，周四2-5节</w:t>
             </w:r>
           </w:p>
         </w:tc>
@@ -832,7 +832,7 @@
                 <w:kern w:val="0"/>
                 <w:sz w:val="24"/>
               </w:rPr>
-              <w:t xml:space="preserve">必读书目：</w:t>
+              <w:t xml:space="preserve">课前指定阅读教材与章节：</w:t>
             </w:r>
           </w:p>
           <w:p>
@@ -856,7 +856,7 @@
                 <w:kern w:val="0"/>
                 <w:sz w:val="24"/>
               </w:rPr>
-              <w:t xml:space="preserve">Yvonne Rogers, Helen Sharp, Jennifer Preece 著；刘晓晖 等译：交互设计：超越人机交互（原书第5版）[M]. 机械工业出版社, 2020.</w:t>
+              <w:t xml:space="preserve">《精益 UX：设计伟大产品的敏捷反求方法 (Lean UX)》第一章 比以往任何时候都更重要；第二章 原则；第三章 成果；第四章 精益UX画布</w:t>
             </w:r>
           </w:p>
         </w:tc>

--- a/交互产品开发/Output/教案/教案_第3周_产品洞察与痛点切入.docx
+++ b/交互产品开发/Output/教案/教案_第3周_产品洞察与痛点切入.docx
@@ -36,8 +36,8 @@
       </w:tblPr>
       <w:tblGrid>
         <w:gridCol w:w="1246"/>
-        <w:gridCol w:w="3894"/>
-        <w:gridCol w:w="3810"/>
+        <w:gridCol w:w="1740"/>
+        <w:gridCol w:w="5964"/>
       </w:tblGrid>
       <w:tr>
         <w:trPr>
@@ -66,15 +66,15 @@
               <w:jc w:val="center"/>
               <w:rPr>
                 <w:rFonts w:ascii="FangSong_GB2312" w:eastAsia="FangSong_GB2312" w:hAnsi="FangSong_GB2312" w:cs="FangSong_GB2312"/>
-                <w:color w:val="333333"/>
-                <w:kern w:val="0"/>
-                <w:sz w:val="24"/>
-              </w:rPr>
-            </w:pPr>
-            <w:r>
-              <w:rPr>
-                <w:rFonts w:ascii="FangSong_GB2312" w:eastAsia="FangSong_GB2312" w:hAnsi="FangSong_GB2312" w:cs="FangSong_GB2312" w:hint="eastAsia"/>
-                <w:color w:val="FF0000"/>
+                <w:color w:val="000000"/>
+                <w:kern w:val="0"/>
+                <w:sz w:val="24"/>
+              </w:rPr>
+            </w:pPr>
+            <w:r>
+              <w:rPr>
+                <w:rFonts w:ascii="FangSong_GB2312" w:eastAsia="FangSong_GB2312" w:hAnsi="FangSong_GB2312" w:cs="FangSong_GB2312" w:hint="eastAsia"/>
+                <w:color w:val="000000"/>
                 <w:kern w:val="0"/>
                 <w:sz w:val="24"/>
               </w:rPr>
@@ -106,19 +106,19 @@
               <w:jc w:val="center"/>
               <w:rPr>
                 <w:rFonts w:ascii="FangSong_GB2312" w:eastAsia="FangSong_GB2312" w:hAnsi="FangSong_GB2312" w:cs="FangSong_GB2312"/>
-                <w:color w:val="333333"/>
-                <w:kern w:val="0"/>
-                <w:sz w:val="24"/>
-              </w:rPr>
-            </w:pPr>
-            <w:r>
-              <w:rPr>
-                <w:rFonts w:ascii="FangSong_GB2312" w:eastAsia="FangSong_GB2312" w:hAnsi="FangSong_GB2312" w:cs="FangSong_GB2312" w:hint="eastAsia"/>
-                <w:color w:val="FF0000"/>
-                <w:kern w:val="0"/>
-                <w:sz w:val="24"/>
-              </w:rPr>
-              <w:t xml:space="preserve">项目三  产品洞察与痛点切入</w:t>
+                <w:color w:val="000000"/>
+                <w:kern w:val="0"/>
+                <w:sz w:val="24"/>
+              </w:rPr>
+            </w:pPr>
+            <w:r>
+              <w:rPr>
+                <w:rFonts w:ascii="FangSong_GB2312" w:eastAsia="FangSong_GB2312" w:hAnsi="FangSong_GB2312" w:cs="FangSong_GB2312" w:hint="eastAsia"/>
+                <w:color w:val="000000"/>
+                <w:kern w:val="0"/>
+                <w:sz w:val="24"/>
+              </w:rPr>
+              <w:t xml:space="preserve">第3章  产品洞察与痛点切入</w:t>
             </w:r>
           </w:p>
         </w:tc>
@@ -150,15 +150,15 @@
               <w:jc w:val="center"/>
               <w:rPr>
                 <w:rFonts w:ascii="FangSong_GB2312" w:eastAsia="FangSong_GB2312" w:hAnsi="FangSong_GB2312" w:cs="FangSong_GB2312"/>
-                <w:color w:val="333333"/>
-                <w:kern w:val="0"/>
-                <w:sz w:val="24"/>
-              </w:rPr>
-            </w:pPr>
-            <w:r>
-              <w:rPr>
-                <w:rFonts w:ascii="FangSong_GB2312" w:eastAsia="FangSong_GB2312" w:hAnsi="FangSong_GB2312" w:cs="FangSong_GB2312" w:hint="eastAsia"/>
-                <w:color w:val="FF0000"/>
+                <w:color w:val="000000"/>
+                <w:kern w:val="0"/>
+                <w:sz w:val="24"/>
+              </w:rPr>
+            </w:pPr>
+            <w:r>
+              <w:rPr>
+                <w:rFonts w:ascii="FangSong_GB2312" w:eastAsia="FangSong_GB2312" w:hAnsi="FangSong_GB2312" w:cs="FangSong_GB2312" w:hint="eastAsia"/>
+                <w:color w:val="000000"/>
                 <w:kern w:val="0"/>
                 <w:sz w:val="24"/>
               </w:rPr>
@@ -190,15 +190,15 @@
               <w:jc w:val="center"/>
               <w:rPr>
                 <w:rFonts w:ascii="FangSong_GB2312" w:eastAsia="FangSong_GB2312" w:hAnsi="FangSong_GB2312" w:cs="FangSong_GB2312"/>
-                <w:color w:val="333333"/>
-                <w:kern w:val="0"/>
-                <w:sz w:val="24"/>
-              </w:rPr>
-            </w:pPr>
-            <w:r>
-              <w:rPr>
-                <w:rFonts w:ascii="FangSong_GB2312" w:eastAsia="FangSong_GB2312" w:hAnsi="FangSong_GB2312" w:cs="FangSong_GB2312" w:hint="eastAsia"/>
-                <w:color w:val="FF0000"/>
+                <w:color w:val="000000"/>
+                <w:kern w:val="0"/>
+                <w:sz w:val="24"/>
+              </w:rPr>
+            </w:pPr>
+            <w:r>
+              <w:rPr>
+                <w:rFonts w:ascii="FangSong_GB2312" w:eastAsia="FangSong_GB2312" w:hAnsi="FangSong_GB2312" w:cs="FangSong_GB2312" w:hint="eastAsia"/>
+                <w:color w:val="000000"/>
                 <w:kern w:val="0"/>
                 <w:sz w:val="24"/>
               </w:rPr>
@@ -213,15 +213,15 @@
               <w:jc w:val="center"/>
               <w:rPr>
                 <w:rFonts w:ascii="FangSong_GB2312" w:eastAsia="FangSong_GB2312" w:hAnsi="FangSong_GB2312" w:cs="FangSong_GB2312"/>
-                <w:color w:val="333333"/>
-                <w:kern w:val="0"/>
-                <w:sz w:val="24"/>
-              </w:rPr>
-            </w:pPr>
-            <w:r>
-              <w:rPr>
-                <w:rFonts w:ascii="FangSong_GB2312" w:eastAsia="FangSong_GB2312" w:hAnsi="FangSong_GB2312" w:cs="FangSong_GB2312" w:hint="eastAsia"/>
-                <w:color w:val="FF0000"/>
+                <w:color w:val="000000"/>
+                <w:kern w:val="0"/>
+                <w:sz w:val="24"/>
+              </w:rPr>
+            </w:pPr>
+            <w:r>
+              <w:rPr>
+                <w:rFonts w:ascii="FangSong_GB2312" w:eastAsia="FangSong_GB2312" w:hAnsi="FangSong_GB2312" w:cs="FangSong_GB2312" w:hint="eastAsia"/>
+                <w:color w:val="000000"/>
                 <w:kern w:val="0"/>
                 <w:sz w:val="24"/>
               </w:rPr>
@@ -943,7 +943,7 @@
                 <w:kern w:val="0"/>
                 <w:sz w:val="24"/>
               </w:rPr>
-              <w:t xml:space="preserve">理论讲授、访谈技巧示范、微调研方案设计实录</w:t>
+              <w:t xml:space="preserve">项目导引、访谈技巧示范、微调研方案设计实录</w:t>
             </w:r>
           </w:p>
         </w:tc>
@@ -998,7 +998,7 @@
         </w:tc>
         <w:tc>
           <w:tcPr>
-            <w:tcW w:w="3894" w:type="dxa"/>
+            <w:tcW w:w="1740" w:type="dxa"/>
             <w:tcBorders>
               <w:top w:val="single" w:sz="4" w:space="0" w:color="auto"/>
               <w:left w:val="single" w:sz="4" w:space="0" w:color="auto"/>
@@ -1033,7 +1033,7 @@
         </w:tc>
         <w:tc>
           <w:tcPr>
-            <w:tcW w:w="3810" w:type="dxa"/>
+            <w:tcW w:w="5964" w:type="dxa"/>
             <w:tcBorders>
               <w:top w:val="single" w:sz="4" w:space="0" w:color="auto"/>
               <w:left w:val="single" w:sz="4" w:space="0" w:color="auto"/>
@@ -1093,7 +1093,7 @@
         </w:tc>
         <w:tc>
           <w:tcPr>
-            <w:tcW w:w="3894" w:type="dxa"/>
+            <w:tcW w:w="1740" w:type="dxa"/>
             <w:tcBorders>
               <w:top w:val="single" w:sz="4" w:space="0" w:color="auto"/>
               <w:left w:val="single" w:sz="4" w:space="0" w:color="auto"/>
@@ -1128,7 +1128,7 @@
         </w:tc>
         <w:tc>
           <w:tcPr>
-            <w:tcW w:w="3810" w:type="dxa"/>
+            <w:tcW w:w="5964" w:type="dxa"/>
             <w:tcBorders>
               <w:top w:val="single" w:sz="4" w:space="0" w:color="auto"/>
               <w:left w:val="single" w:sz="4" w:space="0" w:color="auto"/>
@@ -1158,47 +1158,87 @@
                 <w:kern w:val="0"/>
                 <w:sz w:val="24"/>
               </w:rPr>
-              <w:t xml:space="preserve">【教学组织】回顾 W02 认知摩擦，引出用调研发现真实痛点的必要性</w:t>
-            </w:r>
-          </w:p>
-          <w:p>
-            <w:pPr>
-              <w:widowControl/>
-              <w:spacing w:line="400" w:lineRule="exact"/>
-              <w:jc w:val="left"/>
-              <w:rPr>
-                <w:rFonts w:ascii="FangSong_GB2312" w:eastAsia="FangSong_GB2312" w:hAnsi="FangSong_GB2312" w:cs="FangSong_GB2312"/>
-                <w:kern w:val="0"/>
-                <w:sz w:val="24"/>
-              </w:rPr>
-            </w:pPr>
-            <w:r>
-              <w:rPr>
-                <w:rFonts w:ascii="FangSong_GB2312" w:eastAsia="FangSong_GB2312" w:hAnsi="FangSong_GB2312" w:cs="FangSong_GB2312" w:hint="eastAsia"/>
-                <w:kern w:val="0"/>
-                <w:sz w:val="24"/>
-              </w:rPr>
-              <w:t xml:space="preserve">【教学方法】理论讲授、访谈技巧示范、微调研方案设计实录</w:t>
-            </w:r>
-          </w:p>
-          <w:p>
-            <w:pPr>
-              <w:widowControl/>
-              <w:spacing w:line="400" w:lineRule="exact"/>
-              <w:jc w:val="left"/>
-              <w:rPr>
-                <w:rFonts w:ascii="FangSong_GB2312" w:eastAsia="FangSong_GB2312" w:hAnsi="FangSong_GB2312" w:cs="FangSong_GB2312"/>
-                <w:kern w:val="0"/>
-                <w:sz w:val="24"/>
-              </w:rPr>
-            </w:pPr>
-            <w:r>
-              <w:rPr>
-                <w:rFonts w:ascii="FangSong_GB2312" w:eastAsia="FangSong_GB2312" w:hAnsi="FangSong_GB2312" w:cs="FangSong_GB2312" w:hint="eastAsia"/>
-                <w:kern w:val="0"/>
-                <w:sz w:val="24"/>
-              </w:rPr>
-              <w:t xml:space="preserve">【时间安排】约10分钟（0.2理论学时）</w:t>
+              <w:t xml:space="preserve">【教学组织】上次课知识回顾:</w:t>
+            </w:r>
+          </w:p>
+          <w:p>
+            <w:pPr>
+              <w:widowControl/>
+              <w:spacing w:line="400" w:lineRule="exact"/>
+              <w:jc w:val="left"/>
+              <w:rPr>
+                <w:rFonts w:ascii="FangSong_GB2312" w:eastAsia="FangSong_GB2312" w:hAnsi="FangSong_GB2312" w:cs="FangSong_GB2312"/>
+                <w:kern w:val="0"/>
+                <w:sz w:val="24"/>
+              </w:rPr>
+            </w:pPr>
+            <w:r>
+              <w:rPr>
+                <w:rFonts w:ascii="FangSong_GB2312" w:eastAsia="FangSong_GB2312" w:hAnsi="FangSong_GB2312" w:cs="FangSong_GB2312" w:hint="eastAsia"/>
+                <w:kern w:val="0"/>
+                <w:sz w:val="24"/>
+              </w:rPr>
+              <w:t xml:space="preserve">1. 回顾 W02 认知摩擦，引出用调研发现真实痛点的必要性</w:t>
+            </w:r>
+          </w:p>
+          <w:p>
+            <w:pPr>
+              <w:widowControl/>
+              <w:spacing w:line="400" w:lineRule="exact"/>
+              <w:jc w:val="left"/>
+              <w:rPr>
+                <w:rFonts w:ascii="FangSong_GB2312" w:eastAsia="FangSong_GB2312" w:hAnsi="FangSong_GB2312" w:cs="FangSong_GB2312"/>
+                <w:kern w:val="0"/>
+                <w:sz w:val="24"/>
+              </w:rPr>
+            </w:pPr>
+            <w:r>
+              <w:rPr>
+                <w:rFonts w:ascii="FangSong_GB2312" w:eastAsia="FangSong_GB2312" w:hAnsi="FangSong_GB2312" w:cs="FangSong_GB2312" w:hint="eastAsia"/>
+                <w:kern w:val="0"/>
+                <w:sz w:val="24"/>
+              </w:rPr>
+              <w:t xml:space="preserve">2. 检查学生对前置知识的掌握情况，建立新旧知识的逻辑桥梁。</w:t>
+            </w:r>
+          </w:p>
+          <w:p>
+            <w:pPr>
+              <w:widowControl/>
+              <w:spacing w:line="400" w:lineRule="exact"/>
+              <w:jc w:val="left"/>
+              <w:rPr>
+                <w:rFonts w:ascii="FangSong_GB2312" w:eastAsia="FangSong_GB2312" w:hAnsi="FangSong_GB2312" w:cs="FangSong_GB2312"/>
+                <w:kern w:val="0"/>
+                <w:sz w:val="24"/>
+              </w:rPr>
+            </w:pPr>
+            <w:r>
+              <w:rPr>
+                <w:rFonts w:ascii="FangSong_GB2312" w:eastAsia="FangSong_GB2312" w:hAnsi="FangSong_GB2312" w:cs="FangSong_GB2312" w:hint="eastAsia"/>
+                <w:kern w:val="0"/>
+                <w:sz w:val="24"/>
+              </w:rPr>
+              <w:t xml:space="preserve">【教学方法】项目导引、访谈技巧示范、微调研方案设计实录</w:t>
+            </w:r>
+          </w:p>
+          <w:p>
+            <w:pPr>
+              <w:widowControl/>
+              <w:spacing w:line="400" w:lineRule="exact"/>
+              <w:jc w:val="left"/>
+              <w:rPr>
+                <w:rFonts w:ascii="FangSong_GB2312" w:eastAsia="FangSong_GB2312" w:hAnsi="FangSong_GB2312" w:cs="FangSong_GB2312"/>
+                <w:kern w:val="0"/>
+                <w:sz w:val="24"/>
+              </w:rPr>
+            </w:pPr>
+            <w:r>
+              <w:rPr>
+                <w:rFonts w:ascii="FangSong_GB2312" w:eastAsia="FangSong_GB2312" w:hAnsi="FangSong_GB2312" w:cs="FangSong_GB2312" w:hint="eastAsia"/>
+                <w:kern w:val="0"/>
+                <w:sz w:val="24"/>
+              </w:rPr>
+              <w:t xml:space="preserve">【时间安排】约10分钟（0.2实践学时）</w:t>
             </w:r>
           </w:p>
           <w:p>
@@ -1249,7 +1289,7 @@
         </w:tc>
         <w:tc>
           <w:tcPr>
-            <w:tcW w:w="3894" w:type="dxa"/>
+            <w:tcW w:w="1740" w:type="dxa"/>
             <w:tcBorders>
               <w:top w:val="single" w:sz="4" w:space="0" w:color="auto"/>
               <w:left w:val="single" w:sz="4" w:space="0" w:color="auto"/>
@@ -1285,7 +1325,7 @@
         </w:tc>
         <w:tc>
           <w:tcPr>
-            <w:tcW w:w="3810" w:type="dxa"/>
+            <w:tcW w:w="5964" w:type="dxa"/>
             <w:tcBorders>
               <w:top w:val="single" w:sz="4" w:space="0" w:color="auto"/>
               <w:left w:val="single" w:sz="4" w:space="0" w:color="auto"/>
@@ -1315,47 +1355,107 @@
                 <w:kern w:val="0"/>
                 <w:sz w:val="24"/>
               </w:rPr>
-              <w:t xml:space="preserve">【教学组织】展示一款'设计师觉得完美但用户频繁弃用'的产品，引出真实痛点挖掘的重要性</w:t>
-            </w:r>
-          </w:p>
-          <w:p>
-            <w:pPr>
-              <w:widowControl/>
-              <w:spacing w:line="400" w:lineRule="exact"/>
-              <w:jc w:val="left"/>
-              <w:rPr>
-                <w:rFonts w:ascii="FangSong_GB2312" w:eastAsia="FangSong_GB2312" w:hAnsi="FangSong_GB2312" w:cs="FangSong_GB2312"/>
-                <w:kern w:val="0"/>
-                <w:sz w:val="24"/>
-              </w:rPr>
-            </w:pPr>
-            <w:r>
-              <w:rPr>
-                <w:rFonts w:ascii="FangSong_GB2312" w:eastAsia="FangSong_GB2312" w:hAnsi="FangSong_GB2312" w:cs="FangSong_GB2312" w:hint="eastAsia"/>
-                <w:kern w:val="0"/>
-                <w:sz w:val="24"/>
-              </w:rPr>
-              <w:t xml:space="preserve">【教学方法】理论讲授、访谈技巧示范、微调研方案设计实录</w:t>
-            </w:r>
-          </w:p>
-          <w:p>
-            <w:pPr>
-              <w:widowControl/>
-              <w:spacing w:line="400" w:lineRule="exact"/>
-              <w:jc w:val="left"/>
-              <w:rPr>
-                <w:rFonts w:ascii="FangSong_GB2312" w:eastAsia="FangSong_GB2312" w:hAnsi="FangSong_GB2312" w:cs="FangSong_GB2312"/>
-                <w:kern w:val="0"/>
-                <w:sz w:val="24"/>
-              </w:rPr>
-            </w:pPr>
-            <w:r>
-              <w:rPr>
-                <w:rFonts w:ascii="FangSong_GB2312" w:eastAsia="FangSong_GB2312" w:hAnsi="FangSong_GB2312" w:cs="FangSong_GB2312" w:hint="eastAsia"/>
-                <w:kern w:val="0"/>
-                <w:sz w:val="24"/>
-              </w:rPr>
-              <w:t xml:space="preserve">【时间安排】约10分钟（0.2理论学时）</w:t>
+              <w:t xml:space="preserve">【教学组织】课程情境导入:</w:t>
+            </w:r>
+          </w:p>
+          <w:p>
+            <w:pPr>
+              <w:widowControl/>
+              <w:spacing w:line="400" w:lineRule="exact"/>
+              <w:jc w:val="left"/>
+              <w:rPr>
+                <w:rFonts w:ascii="FangSong_GB2312" w:eastAsia="FangSong_GB2312" w:hAnsi="FangSong_GB2312" w:cs="FangSong_GB2312"/>
+                <w:kern w:val="0"/>
+                <w:sz w:val="24"/>
+              </w:rPr>
+            </w:pPr>
+            <w:r>
+              <w:rPr>
+                <w:rFonts w:ascii="FangSong_GB2312" w:eastAsia="FangSong_GB2312" w:hAnsi="FangSong_GB2312" w:cs="FangSong_GB2312" w:hint="eastAsia"/>
+                <w:kern w:val="0"/>
+                <w:sz w:val="24"/>
+              </w:rPr>
+              <w:t xml:space="preserve">1. 展示一款'设计师觉得完美但用户频繁弃用'的产品，引出真实痛点挖掘的重要性</w:t>
+            </w:r>
+          </w:p>
+          <w:p>
+            <w:pPr>
+              <w:widowControl/>
+              <w:spacing w:line="400" w:lineRule="exact"/>
+              <w:jc w:val="left"/>
+              <w:rPr>
+                <w:rFonts w:ascii="FangSong_GB2312" w:eastAsia="FangSong_GB2312" w:hAnsi="FangSong_GB2312" w:cs="FangSong_GB2312"/>
+                <w:kern w:val="0"/>
+                <w:sz w:val="24"/>
+              </w:rPr>
+            </w:pPr>
+            <w:r>
+              <w:rPr>
+                <w:rFonts w:ascii="FangSong_GB2312" w:eastAsia="FangSong_GB2312" w:hAnsi="FangSong_GB2312" w:cs="FangSong_GB2312" w:hint="eastAsia"/>
+                <w:kern w:val="0"/>
+                <w:sz w:val="24"/>
+              </w:rPr>
+              <w:t xml:space="preserve">2. 明确本节课核心聚焦点：聚焦真正痛点而非表面现象的定性调研原则与 JTBD 方法</w:t>
+            </w:r>
+          </w:p>
+          <w:p>
+            <w:pPr>
+              <w:widowControl/>
+              <w:spacing w:line="400" w:lineRule="exact"/>
+              <w:jc w:val="left"/>
+              <w:rPr>
+                <w:rFonts w:ascii="FangSong_GB2312" w:eastAsia="FangSong_GB2312" w:hAnsi="FangSong_GB2312" w:cs="FangSong_GB2312"/>
+                <w:kern w:val="0"/>
+                <w:sz w:val="24"/>
+              </w:rPr>
+            </w:pPr>
+            <w:r>
+              <w:rPr>
+                <w:rFonts w:ascii="FangSong_GB2312" w:eastAsia="FangSong_GB2312" w:hAnsi="FangSong_GB2312" w:cs="FangSong_GB2312" w:hint="eastAsia"/>
+                <w:kern w:val="0"/>
+                <w:sz w:val="24"/>
+              </w:rPr>
+              <w:t xml:space="preserve">3. 激发学生学习动机与探索兴趣。</w:t>
+            </w:r>
+          </w:p>
+          <w:p>
+            <w:pPr>
+              <w:widowControl/>
+              <w:spacing w:line="400" w:lineRule="exact"/>
+              <w:jc w:val="left"/>
+              <w:rPr>
+                <w:rFonts w:ascii="FangSong_GB2312" w:eastAsia="FangSong_GB2312" w:hAnsi="FangSong_GB2312" w:cs="FangSong_GB2312"/>
+                <w:kern w:val="0"/>
+                <w:sz w:val="24"/>
+              </w:rPr>
+            </w:pPr>
+            <w:r>
+              <w:rPr>
+                <w:rFonts w:ascii="FangSong_GB2312" w:eastAsia="FangSong_GB2312" w:hAnsi="FangSong_GB2312" w:cs="FangSong_GB2312" w:hint="eastAsia"/>
+                <w:kern w:val="0"/>
+                <w:sz w:val="24"/>
+              </w:rPr>
+              <w:t xml:space="preserve">【教学方法】项目导引、访谈技巧示范、微调研方案设计实录</w:t>
+            </w:r>
+          </w:p>
+          <w:p>
+            <w:pPr>
+              <w:widowControl/>
+              <w:spacing w:line="400" w:lineRule="exact"/>
+              <w:jc w:val="left"/>
+              <w:rPr>
+                <w:rFonts w:ascii="FangSong_GB2312" w:eastAsia="FangSong_GB2312" w:hAnsi="FangSong_GB2312" w:cs="FangSong_GB2312"/>
+                <w:kern w:val="0"/>
+                <w:sz w:val="24"/>
+              </w:rPr>
+            </w:pPr>
+            <w:r>
+              <w:rPr>
+                <w:rFonts w:ascii="FangSong_GB2312" w:eastAsia="FangSong_GB2312" w:hAnsi="FangSong_GB2312" w:cs="FangSong_GB2312" w:hint="eastAsia"/>
+                <w:kern w:val="0"/>
+                <w:sz w:val="24"/>
+              </w:rPr>
+              <w:t xml:space="preserve">【时间安排】约10分钟（0.2实践学时）</w:t>
             </w:r>
           </w:p>
           <w:p>
@@ -1406,7 +1506,7 @@
         </w:tc>
         <w:tc>
           <w:tcPr>
-            <w:tcW w:w="3894" w:type="dxa"/>
+            <w:tcW w:w="1740" w:type="dxa"/>
             <w:tcBorders>
               <w:top w:val="single" w:sz="4" w:space="0" w:color="auto"/>
               <w:left w:val="single" w:sz="4" w:space="0" w:color="auto"/>
@@ -1435,13 +1535,21 @@
                 <w:kern w:val="0"/>
                 <w:sz w:val="24"/>
               </w:rPr>
-              <w:t>新课讲授</w:t>
-            </w:r>
-          </w:p>
-        </w:tc>
-        <w:tc>
-          <w:tcPr>
-            <w:tcW w:w="3810" w:type="dxa"/>
+              <w:t>新课</w:t>
+            </w:r>
+            <w:r>
+              <w:rPr>
+                <w:rFonts w:ascii="FangSong_GB2312" w:eastAsia="FangSong_GB2312" w:hAnsi="FangSong_GB2312" w:cs="FangSong_GB2312" w:hint="eastAsia"/>
+                <w:kern w:val="0"/>
+                <w:sz w:val="24"/>
+              </w:rPr>
+              <w:t>演示</w:t>
+            </w:r>
+          </w:p>
+        </w:tc>
+        <w:tc>
+          <w:tcPr>
+            <w:tcW w:w="5964" w:type="dxa"/>
             <w:tcBorders>
               <w:top w:val="single" w:sz="4" w:space="0" w:color="auto"/>
               <w:left w:val="single" w:sz="4" w:space="0" w:color="auto"/>
@@ -1471,47 +1579,127 @@
                 <w:kern w:val="0"/>
                 <w:sz w:val="24"/>
               </w:rPr>
-              <w:t xml:space="preserve">【教学组织】Lean UX 定性调研原则、JTBD 方法论、深度访谈技巧（5 Why / 开放式提问）、痛点分级</w:t>
-            </w:r>
-          </w:p>
-          <w:p>
-            <w:pPr>
-              <w:widowControl/>
-              <w:spacing w:line="400" w:lineRule="exact"/>
-              <w:jc w:val="left"/>
-              <w:rPr>
-                <w:rFonts w:ascii="FangSong_GB2312" w:eastAsia="FangSong_GB2312" w:hAnsi="FangSong_GB2312" w:cs="FangSong_GB2312"/>
-                <w:kern w:val="0"/>
-                <w:sz w:val="24"/>
-              </w:rPr>
-            </w:pPr>
-            <w:r>
-              <w:rPr>
-                <w:rFonts w:ascii="FangSong_GB2312" w:eastAsia="FangSong_GB2312" w:hAnsi="FangSong_GB2312" w:cs="FangSong_GB2312" w:hint="eastAsia"/>
-                <w:kern w:val="0"/>
-                <w:sz w:val="24"/>
-              </w:rPr>
-              <w:t xml:space="preserve">【教学方法】理论讲授、访谈技巧示范、微调研方案设计实录</w:t>
-            </w:r>
-          </w:p>
-          <w:p>
-            <w:pPr>
-              <w:widowControl/>
-              <w:spacing w:line="400" w:lineRule="exact"/>
-              <w:jc w:val="left"/>
-              <w:rPr>
-                <w:rFonts w:ascii="FangSong_GB2312" w:eastAsia="FangSong_GB2312" w:hAnsi="FangSong_GB2312" w:cs="FangSong_GB2312"/>
-                <w:kern w:val="0"/>
-                <w:sz w:val="24"/>
-              </w:rPr>
-            </w:pPr>
-            <w:r>
-              <w:rPr>
-                <w:rFonts w:ascii="FangSong_GB2312" w:eastAsia="FangSong_GB2312" w:hAnsi="FangSong_GB2312" w:cs="FangSong_GB2312" w:hint="eastAsia"/>
-                <w:kern w:val="0"/>
-                <w:sz w:val="24"/>
-              </w:rPr>
-              <w:t xml:space="preserve">【时间安排】约70分钟（1.6理论学时）</w:t>
+              <w:t xml:space="preserve">【教学组织】核心方法与实操解析:</w:t>
+            </w:r>
+          </w:p>
+          <w:p>
+            <w:pPr>
+              <w:widowControl/>
+              <w:spacing w:line="400" w:lineRule="exact"/>
+              <w:jc w:val="left"/>
+              <w:rPr>
+                <w:rFonts w:ascii="FangSong_GB2312" w:eastAsia="FangSong_GB2312" w:hAnsi="FangSong_GB2312" w:cs="FangSong_GB2312"/>
+                <w:kern w:val="0"/>
+                <w:sz w:val="24"/>
+              </w:rPr>
+            </w:pPr>
+            <w:r>
+              <w:rPr>
+                <w:rFonts w:ascii="FangSong_GB2312" w:eastAsia="FangSong_GB2312" w:hAnsi="FangSong_GB2312" w:cs="FangSong_GB2312" w:hint="eastAsia"/>
+                <w:kern w:val="0"/>
+                <w:sz w:val="24"/>
+              </w:rPr>
+              <w:t xml:space="preserve">1. 实训主线：Lean UX 定性调研原则实操、JTBD 方法论、深度访谈技巧（5 Why / 开放式提问）、痛点分级</w:t>
+            </w:r>
+          </w:p>
+          <w:p>
+            <w:pPr>
+              <w:widowControl/>
+              <w:spacing w:line="400" w:lineRule="exact"/>
+              <w:jc w:val="left"/>
+              <w:rPr>
+                <w:rFonts w:ascii="FangSong_GB2312" w:eastAsia="FangSong_GB2312" w:hAnsi="FangSong_GB2312" w:cs="FangSong_GB2312"/>
+                <w:kern w:val="0"/>
+                <w:sz w:val="24"/>
+              </w:rPr>
+            </w:pPr>
+            <w:r>
+              <w:rPr>
+                <w:rFonts w:ascii="FangSong_GB2312" w:eastAsia="FangSong_GB2312" w:hAnsi="FangSong_GB2312" w:cs="FangSong_GB2312" w:hint="eastAsia"/>
+                <w:kern w:val="0"/>
+                <w:sz w:val="24"/>
+              </w:rPr>
+              <w:t xml:space="preserve">2. 实践要点拆解：3.1 定性调研原则；敏捷业务痛点发掘 3.2 启动 实验1(Exp1)，拟定 JTBD 微调研方案</w:t>
+            </w:r>
+          </w:p>
+          <w:p>
+            <w:pPr>
+              <w:widowControl/>
+              <w:spacing w:line="400" w:lineRule="exact"/>
+              <w:jc w:val="left"/>
+              <w:rPr>
+                <w:rFonts w:ascii="FangSong_GB2312" w:eastAsia="FangSong_GB2312" w:hAnsi="FangSong_GB2312" w:cs="FangSong_GB2312"/>
+                <w:kern w:val="0"/>
+                <w:sz w:val="24"/>
+              </w:rPr>
+            </w:pPr>
+            <w:r>
+              <w:rPr>
+                <w:rFonts w:ascii="FangSong_GB2312" w:eastAsia="FangSong_GB2312" w:hAnsi="FangSong_GB2312" w:cs="FangSong_GB2312" w:hint="eastAsia"/>
+                <w:kern w:val="0"/>
+                <w:sz w:val="24"/>
+              </w:rPr>
+              <w:t xml:space="preserve">3. 重难点突破：针对“跳出现有解决方案的框架，通过深度访谈准确捕获用户待办目标(JTBD)”，采用案例剖析策略。</w:t>
+            </w:r>
+          </w:p>
+          <w:p>
+            <w:pPr>
+              <w:widowControl/>
+              <w:spacing w:line="400" w:lineRule="exact"/>
+              <w:jc w:val="left"/>
+              <w:rPr>
+                <w:rFonts w:ascii="FangSong_GB2312" w:eastAsia="FangSong_GB2312" w:hAnsi="FangSong_GB2312" w:cs="FangSong_GB2312"/>
+                <w:kern w:val="0"/>
+                <w:sz w:val="24"/>
+              </w:rPr>
+            </w:pPr>
+            <w:r>
+              <w:rPr>
+                <w:rFonts w:ascii="FangSong_GB2312" w:eastAsia="FangSong_GB2312" w:hAnsi="FangSong_GB2312" w:cs="FangSong_GB2312" w:hint="eastAsia"/>
+                <w:kern w:val="0"/>
+                <w:sz w:val="24"/>
+              </w:rPr>
+              <w:t xml:space="preserve">4. 支撑目标：掌握精益 UX 定性调研方法</w:t>
+            </w:r>
+          </w:p>
+          <w:p>
+            <w:pPr>
+              <w:widowControl/>
+              <w:spacing w:line="400" w:lineRule="exact"/>
+              <w:jc w:val="left"/>
+              <w:rPr>
+                <w:rFonts w:ascii="FangSong_GB2312" w:eastAsia="FangSong_GB2312" w:hAnsi="FangSong_GB2312" w:cs="FangSong_GB2312"/>
+                <w:kern w:val="0"/>
+                <w:sz w:val="24"/>
+              </w:rPr>
+            </w:pPr>
+            <w:r>
+              <w:rPr>
+                <w:rFonts w:ascii="FangSong_GB2312" w:eastAsia="FangSong_GB2312" w:hAnsi="FangSong_GB2312" w:cs="FangSong_GB2312" w:hint="eastAsia"/>
+                <w:kern w:val="0"/>
+                <w:sz w:val="24"/>
+              </w:rPr>
+              <w:t xml:space="preserve">【教学方法】项目导引、访谈技巧示范、微调研方案设计实录</w:t>
+            </w:r>
+          </w:p>
+          <w:p>
+            <w:pPr>
+              <w:widowControl/>
+              <w:spacing w:line="400" w:lineRule="exact"/>
+              <w:jc w:val="left"/>
+              <w:rPr>
+                <w:rFonts w:ascii="FangSong_GB2312" w:eastAsia="FangSong_GB2312" w:hAnsi="FangSong_GB2312" w:cs="FangSong_GB2312"/>
+                <w:kern w:val="0"/>
+                <w:sz w:val="24"/>
+              </w:rPr>
+            </w:pPr>
+            <w:r>
+              <w:rPr>
+                <w:rFonts w:ascii="FangSong_GB2312" w:eastAsia="FangSong_GB2312" w:hAnsi="FangSong_GB2312" w:cs="FangSong_GB2312" w:hint="eastAsia"/>
+                <w:kern w:val="0"/>
+                <w:sz w:val="24"/>
+              </w:rPr>
+              <w:t xml:space="preserve">【时间安排】约70分钟（1.6实践学时）</w:t>
             </w:r>
           </w:p>
           <w:p>
@@ -1591,7 +1779,7 @@
         </w:tc>
         <w:tc>
           <w:tcPr>
-            <w:tcW w:w="3894" w:type="dxa"/>
+            <w:tcW w:w="1740" w:type="dxa"/>
             <w:tcBorders>
               <w:top w:val="single" w:sz="4" w:space="0" w:color="auto"/>
               <w:left w:val="single" w:sz="4" w:space="0" w:color="auto"/>
@@ -1612,7 +1800,7 @@
                 <w:rFonts w:ascii="FangSong_GB2312" w:eastAsia="FangSong_GB2312" w:hAnsi="FangSong_GB2312" w:cs="FangSong_GB2312"/>
                 <w:b/>
                 <w:bCs/>
-                <w:color w:val="FF0000"/>
+                <w:color w:val="000000"/>
                 <w:kern w:val="0"/>
                 <w:sz w:val="24"/>
               </w:rPr>
@@ -1622,7 +1810,7 @@
                 <w:rFonts w:ascii="FangSong_GB2312" w:eastAsia="FangSong_GB2312" w:hAnsi="FangSong_GB2312" w:cs="FangSong_GB2312" w:hint="eastAsia"/>
                 <w:b/>
                 <w:bCs/>
-                <w:color w:val="FF0000"/>
+                <w:color w:val="000000"/>
                 <w:kern w:val="0"/>
                 <w:sz w:val="24"/>
               </w:rPr>
@@ -1632,7 +1820,7 @@
         </w:tc>
         <w:tc>
           <w:tcPr>
-            <w:tcW w:w="3810" w:type="dxa"/>
+            <w:tcW w:w="5964" w:type="dxa"/>
             <w:tcBorders>
               <w:top w:val="single" w:sz="4" w:space="0" w:color="auto"/>
               <w:left w:val="single" w:sz="4" w:space="0" w:color="auto"/>
@@ -1652,53 +1840,125 @@
               <w:jc w:val="left"/>
               <w:rPr>
                 <w:rFonts w:ascii="FangSong_GB2312" w:eastAsia="FangSong_GB2312" w:hAnsi="FangSong_GB2312" w:cs="FangSong_GB2312"/>
-                <w:kern w:val="0"/>
-                <w:sz w:val="24"/>
-              </w:rPr>
-            </w:pPr>
-            <w:r>
-              <w:rPr>
-                <w:rFonts w:ascii="FangSong_GB2312" w:eastAsia="FangSong_GB2312" w:hAnsi="FangSong_GB2312" w:cs="FangSong_GB2312" w:hint="eastAsia"/>
-                <w:kern w:val="0"/>
-                <w:sz w:val="24"/>
-              </w:rPr>
-              <w:t xml:space="preserve">【教学组织】启动 实验1(Exp1)——组内拟定 JTBD 微调研方案，现场演练访谈技巧</w:t>
-            </w:r>
-          </w:p>
-          <w:p>
-            <w:pPr>
-              <w:widowControl/>
-              <w:spacing w:line="400" w:lineRule="exact"/>
-              <w:jc w:val="left"/>
-              <w:rPr>
-                <w:rFonts w:ascii="FangSong_GB2312" w:eastAsia="FangSong_GB2312" w:hAnsi="FangSong_GB2312" w:cs="FangSong_GB2312"/>
-                <w:kern w:val="0"/>
-                <w:sz w:val="24"/>
-              </w:rPr>
-            </w:pPr>
-            <w:r>
-              <w:rPr>
-                <w:rFonts w:ascii="FangSong_GB2312" w:eastAsia="FangSong_GB2312" w:hAnsi="FangSong_GB2312" w:cs="FangSong_GB2312" w:hint="eastAsia"/>
-                <w:kern w:val="0"/>
-                <w:sz w:val="24"/>
-              </w:rPr>
-              <w:t xml:space="preserve">【教学方法】理论讲授、访谈技巧示范、微调研方案设计实录</w:t>
-            </w:r>
-          </w:p>
-          <w:p>
-            <w:pPr>
-              <w:widowControl/>
-              <w:spacing w:line="400" w:lineRule="exact"/>
-              <w:jc w:val="left"/>
-              <w:rPr>
-                <w:rFonts w:ascii="FangSong_GB2312" w:eastAsia="FangSong_GB2312" w:hAnsi="FangSong_GB2312" w:cs="FangSong_GB2312"/>
-                <w:kern w:val="0"/>
-                <w:sz w:val="24"/>
-              </w:rPr>
-            </w:pPr>
-            <w:r>
-              <w:rPr>
-                <w:rFonts w:ascii="FangSong_GB2312" w:eastAsia="FangSong_GB2312" w:hAnsi="FangSong_GB2312" w:cs="FangSong_GB2312" w:hint="eastAsia"/>
+                <w:color w:val="000000"/>
+                <w:kern w:val="0"/>
+                <w:sz w:val="24"/>
+              </w:rPr>
+            </w:pPr>
+            <w:r>
+              <w:rPr>
+                <w:rFonts w:ascii="FangSong_GB2312" w:eastAsia="FangSong_GB2312" w:hAnsi="FangSong_GB2312" w:cs="FangSong_GB2312" w:hint="eastAsia"/>
+                <w:color w:val="000000"/>
+                <w:kern w:val="0"/>
+                <w:sz w:val="24"/>
+              </w:rPr>
+              <w:t xml:space="preserve">【教学组织】课堂实践与操作训练:</w:t>
+            </w:r>
+          </w:p>
+          <w:p>
+            <w:pPr>
+              <w:widowControl/>
+              <w:spacing w:line="400" w:lineRule="exact"/>
+              <w:jc w:val="left"/>
+              <w:rPr>
+                <w:rFonts w:ascii="FangSong_GB2312" w:eastAsia="FangSong_GB2312" w:hAnsi="FangSong_GB2312" w:cs="FangSong_GB2312"/>
+                <w:color w:val="000000"/>
+                <w:kern w:val="0"/>
+                <w:sz w:val="24"/>
+              </w:rPr>
+            </w:pPr>
+            <w:r>
+              <w:rPr>
+                <w:rFonts w:ascii="FangSong_GB2312" w:eastAsia="FangSong_GB2312" w:hAnsi="FangSong_GB2312" w:cs="FangSong_GB2312" w:hint="eastAsia"/>
+                <w:color w:val="000000"/>
+                <w:kern w:val="0"/>
+                <w:sz w:val="24"/>
+              </w:rPr>
+              <w:t xml:space="preserve">1. 实践任务指导：启动 实验1(Exp1)——组内拟定 JTBD 微调研方案，现场演练访谈技巧</w:t>
+            </w:r>
+          </w:p>
+          <w:p>
+            <w:pPr>
+              <w:widowControl/>
+              <w:spacing w:line="400" w:lineRule="exact"/>
+              <w:jc w:val="left"/>
+              <w:rPr>
+                <w:rFonts w:ascii="FangSong_GB2312" w:eastAsia="FangSong_GB2312" w:hAnsi="FangSong_GB2312" w:cs="FangSong_GB2312"/>
+                <w:color w:val="000000"/>
+                <w:kern w:val="0"/>
+                <w:sz w:val="24"/>
+              </w:rPr>
+            </w:pPr>
+            <w:r>
+              <w:rPr>
+                <w:rFonts w:ascii="FangSong_GB2312" w:eastAsia="FangSong_GB2312" w:hAnsi="FangSong_GB2312" w:cs="FangSong_GB2312" w:hint="eastAsia"/>
+                <w:color w:val="000000"/>
+                <w:kern w:val="0"/>
+                <w:sz w:val="24"/>
+              </w:rPr>
+              <w:t xml:space="preserve">2. 核心任务目标：以小组为单位完成 5 人次 JTBD 微访谈，输出痛点洞察报告，包含访谈记录摘要、痛点归纳与机会点排序。</w:t>
+            </w:r>
+          </w:p>
+          <w:p>
+            <w:pPr>
+              <w:widowControl/>
+              <w:spacing w:line="400" w:lineRule="exact"/>
+              <w:jc w:val="left"/>
+              <w:rPr>
+                <w:rFonts w:ascii="FangSong_GB2312" w:eastAsia="FangSong_GB2312" w:hAnsi="FangSong_GB2312" w:cs="FangSong_GB2312"/>
+                <w:color w:val="000000"/>
+                <w:kern w:val="0"/>
+                <w:sz w:val="24"/>
+              </w:rPr>
+            </w:pPr>
+            <w:r>
+              <w:rPr>
+                <w:rFonts w:ascii="FangSong_GB2312" w:eastAsia="FangSong_GB2312" w:hAnsi="FangSong_GB2312" w:cs="FangSong_GB2312" w:hint="eastAsia"/>
+                <w:color w:val="000000"/>
+                <w:kern w:val="0"/>
+                <w:sz w:val="24"/>
+              </w:rPr>
+              <w:t xml:space="preserve">3. 教师巡回指导，及时发现并纠正学生实践中的认知偏差。</w:t>
+            </w:r>
+          </w:p>
+          <w:p>
+            <w:pPr>
+              <w:widowControl/>
+              <w:spacing w:line="400" w:lineRule="exact"/>
+              <w:jc w:val="left"/>
+              <w:rPr>
+                <w:rFonts w:ascii="FangSong_GB2312" w:eastAsia="FangSong_GB2312" w:hAnsi="FangSong_GB2312" w:cs="FangSong_GB2312"/>
+                <w:color w:val="000000"/>
+                <w:kern w:val="0"/>
+                <w:sz w:val="24"/>
+              </w:rPr>
+            </w:pPr>
+            <w:r>
+              <w:rPr>
+                <w:rFonts w:ascii="FangSong_GB2312" w:eastAsia="FangSong_GB2312" w:hAnsi="FangSong_GB2312" w:cs="FangSong_GB2312" w:hint="eastAsia"/>
+                <w:color w:val="000000"/>
+                <w:kern w:val="0"/>
+                <w:sz w:val="24"/>
+              </w:rPr>
+              <w:t xml:space="preserve">【教学方法】项目导引、访谈技巧示范、微调研方案设计实录</w:t>
+            </w:r>
+          </w:p>
+          <w:p>
+            <w:pPr>
+              <w:widowControl/>
+              <w:spacing w:line="400" w:lineRule="exact"/>
+              <w:jc w:val="left"/>
+              <w:rPr>
+                <w:rFonts w:ascii="FangSong_GB2312" w:eastAsia="FangSong_GB2312" w:hAnsi="FangSong_GB2312" w:cs="FangSong_GB2312"/>
+                <w:color w:val="000000"/>
+                <w:kern w:val="0"/>
+                <w:sz w:val="24"/>
+              </w:rPr>
+            </w:pPr>
+            <w:r>
+              <w:rPr>
+                <w:rFonts w:ascii="FangSong_GB2312" w:eastAsia="FangSong_GB2312" w:hAnsi="FangSong_GB2312" w:cs="FangSong_GB2312" w:hint="eastAsia"/>
+                <w:color w:val="000000"/>
                 <w:kern w:val="0"/>
                 <w:sz w:val="24"/>
               </w:rPr>
@@ -1712,13 +1972,15 @@
               <w:jc w:val="left"/>
               <w:rPr>
                 <w:rFonts w:ascii="FangSong_GB2312" w:eastAsia="FangSong_GB2312" w:hAnsi="FangSong_GB2312" w:cs="FangSong_GB2312"/>
-                <w:kern w:val="0"/>
-                <w:sz w:val="24"/>
-              </w:rPr>
-            </w:pPr>
-            <w:r>
-              <w:rPr>
-                <w:rFonts w:ascii="FangSong_GB2312" w:eastAsia="FangSong_GB2312" w:hAnsi="FangSong_GB2312" w:cs="FangSong_GB2312" w:hint="eastAsia"/>
+                <w:color w:val="000000"/>
+                <w:kern w:val="0"/>
+                <w:sz w:val="24"/>
+              </w:rPr>
+            </w:pPr>
+            <w:r>
+              <w:rPr>
+                <w:rFonts w:ascii="FangSong_GB2312" w:eastAsia="FangSong_GB2312" w:hAnsi="FangSong_GB2312" w:cs="FangSong_GB2312" w:hint="eastAsia"/>
+                <w:color w:val="000000"/>
                 <w:kern w:val="0"/>
                 <w:sz w:val="24"/>
               </w:rPr>
@@ -1761,7 +2023,7 @@
         </w:tc>
         <w:tc>
           <w:tcPr>
-            <w:tcW w:w="3894" w:type="dxa"/>
+            <w:tcW w:w="1740" w:type="dxa"/>
             <w:tcBorders>
               <w:top w:val="single" w:sz="4" w:space="0" w:color="auto"/>
               <w:left w:val="single" w:sz="4" w:space="0" w:color="auto"/>
@@ -1782,7 +2044,7 @@
                 <w:rFonts w:ascii="FangSong_GB2312" w:eastAsia="FangSong_GB2312" w:hAnsi="FangSong_GB2312" w:cs="FangSong_GB2312"/>
                 <w:b/>
                 <w:bCs/>
-                <w:color w:val="FF0000"/>
+                <w:color w:val="000000"/>
                 <w:kern w:val="0"/>
                 <w:sz w:val="24"/>
               </w:rPr>
@@ -1792,7 +2054,7 @@
                 <w:rFonts w:ascii="FangSong_GB2312" w:eastAsia="FangSong_GB2312" w:hAnsi="FangSong_GB2312" w:cs="FangSong_GB2312" w:hint="eastAsia"/>
                 <w:b/>
                 <w:bCs/>
-                <w:color w:val="FF0000"/>
+                <w:color w:val="000000"/>
                 <w:kern w:val="0"/>
                 <w:sz w:val="24"/>
               </w:rPr>
@@ -1802,7 +2064,7 @@
         </w:tc>
         <w:tc>
           <w:tcPr>
-            <w:tcW w:w="3810" w:type="dxa"/>
+            <w:tcW w:w="5964" w:type="dxa"/>
             <w:tcBorders>
               <w:top w:val="single" w:sz="4" w:space="0" w:color="auto"/>
               <w:left w:val="single" w:sz="4" w:space="0" w:color="auto"/>
@@ -1822,53 +2084,125 @@
               <w:jc w:val="left"/>
               <w:rPr>
                 <w:rFonts w:ascii="FangSong_GB2312" w:eastAsia="FangSong_GB2312" w:hAnsi="FangSong_GB2312" w:cs="FangSong_GB2312"/>
-                <w:kern w:val="0"/>
-                <w:sz w:val="24"/>
-              </w:rPr>
-            </w:pPr>
-            <w:r>
-              <w:rPr>
-                <w:rFonts w:ascii="FangSong_GB2312" w:eastAsia="FangSong_GB2312" w:hAnsi="FangSong_GB2312" w:cs="FangSong_GB2312" w:hint="eastAsia"/>
-                <w:kern w:val="0"/>
-                <w:sz w:val="24"/>
-              </w:rPr>
-              <w:t xml:space="preserve">【教学组织】点评各组调研方案，布置课后完成 5 人次访谈</w:t>
-            </w:r>
-          </w:p>
-          <w:p>
-            <w:pPr>
-              <w:widowControl/>
-              <w:spacing w:line="400" w:lineRule="exact"/>
-              <w:jc w:val="left"/>
-              <w:rPr>
-                <w:rFonts w:ascii="FangSong_GB2312" w:eastAsia="FangSong_GB2312" w:hAnsi="FangSong_GB2312" w:cs="FangSong_GB2312"/>
-                <w:kern w:val="0"/>
-                <w:sz w:val="24"/>
-              </w:rPr>
-            </w:pPr>
-            <w:r>
-              <w:rPr>
-                <w:rFonts w:ascii="FangSong_GB2312" w:eastAsia="FangSong_GB2312" w:hAnsi="FangSong_GB2312" w:cs="FangSong_GB2312" w:hint="eastAsia"/>
-                <w:kern w:val="0"/>
-                <w:sz w:val="24"/>
-              </w:rPr>
-              <w:t xml:space="preserve">【时间安排】约10分钟（2.2实践学时）</w:t>
-            </w:r>
-          </w:p>
-          <w:p>
-            <w:pPr>
-              <w:widowControl/>
-              <w:spacing w:line="400" w:lineRule="exact"/>
-              <w:jc w:val="left"/>
-              <w:rPr>
-                <w:rFonts w:ascii="FangSong_GB2312" w:eastAsia="FangSong_GB2312" w:hAnsi="FangSong_GB2312" w:cs="FangSong_GB2312"/>
-                <w:kern w:val="0"/>
-                <w:sz w:val="24"/>
-              </w:rPr>
-            </w:pPr>
-            <w:r>
-              <w:rPr>
-                <w:rFonts w:ascii="FangSong_GB2312" w:eastAsia="FangSong_GB2312" w:hAnsi="FangSong_GB2312" w:cs="FangSong_GB2312" w:hint="eastAsia"/>
+                <w:color w:val="000000"/>
+                <w:kern w:val="0"/>
+                <w:sz w:val="24"/>
+              </w:rPr>
+            </w:pPr>
+            <w:r>
+              <w:rPr>
+                <w:rFonts w:ascii="FangSong_GB2312" w:eastAsia="FangSong_GB2312" w:hAnsi="FangSong_GB2312" w:cs="FangSong_GB2312" w:hint="eastAsia"/>
+                <w:color w:val="000000"/>
+                <w:kern w:val="0"/>
+                <w:sz w:val="24"/>
+              </w:rPr>
+              <w:t xml:space="preserve">【教学组织】知识凝练与教学反思:</w:t>
+            </w:r>
+          </w:p>
+          <w:p>
+            <w:pPr>
+              <w:widowControl/>
+              <w:spacing w:line="400" w:lineRule="exact"/>
+              <w:jc w:val="left"/>
+              <w:rPr>
+                <w:rFonts w:ascii="FangSong_GB2312" w:eastAsia="FangSong_GB2312" w:hAnsi="FangSong_GB2312" w:cs="FangSong_GB2312"/>
+                <w:color w:val="000000"/>
+                <w:kern w:val="0"/>
+                <w:sz w:val="24"/>
+              </w:rPr>
+            </w:pPr>
+            <w:r>
+              <w:rPr>
+                <w:rFonts w:ascii="FangSong_GB2312" w:eastAsia="FangSong_GB2312" w:hAnsi="FangSong_GB2312" w:cs="FangSong_GB2312" w:hint="eastAsia"/>
+                <w:color w:val="000000"/>
+                <w:kern w:val="0"/>
+                <w:sz w:val="24"/>
+              </w:rPr>
+              <w:t xml:space="preserve">1. 归纳梳理：点评各组调研方案，布置课后完成 5 人次访谈</w:t>
+            </w:r>
+          </w:p>
+          <w:p>
+            <w:pPr>
+              <w:widowControl/>
+              <w:spacing w:line="400" w:lineRule="exact"/>
+              <w:jc w:val="left"/>
+              <w:rPr>
+                <w:rFonts w:ascii="FangSong_GB2312" w:eastAsia="FangSong_GB2312" w:hAnsi="FangSong_GB2312" w:cs="FangSong_GB2312"/>
+                <w:color w:val="000000"/>
+                <w:kern w:val="0"/>
+                <w:sz w:val="24"/>
+              </w:rPr>
+            </w:pPr>
+            <w:r>
+              <w:rPr>
+                <w:rFonts w:ascii="FangSong_GB2312" w:eastAsia="FangSong_GB2312" w:hAnsi="FangSong_GB2312" w:cs="FangSong_GB2312" w:hint="eastAsia"/>
+                <w:color w:val="000000"/>
+                <w:kern w:val="0"/>
+                <w:sz w:val="24"/>
+              </w:rPr>
+              <w:t xml:space="preserve">2. 强化记忆：系统性总结本节课核心知识点与技能框架。</w:t>
+            </w:r>
+          </w:p>
+          <w:p>
+            <w:pPr>
+              <w:widowControl/>
+              <w:spacing w:line="400" w:lineRule="exact"/>
+              <w:jc w:val="left"/>
+              <w:rPr>
+                <w:rFonts w:ascii="FangSong_GB2312" w:eastAsia="FangSong_GB2312" w:hAnsi="FangSong_GB2312" w:cs="FangSong_GB2312"/>
+                <w:color w:val="000000"/>
+                <w:kern w:val="0"/>
+                <w:sz w:val="24"/>
+              </w:rPr>
+            </w:pPr>
+            <w:r>
+              <w:rPr>
+                <w:rFonts w:ascii="FangSong_GB2312" w:eastAsia="FangSong_GB2312" w:hAnsi="FangSong_GB2312" w:cs="FangSong_GB2312" w:hint="eastAsia"/>
+                <w:color w:val="000000"/>
+                <w:kern w:val="0"/>
+                <w:sz w:val="24"/>
+              </w:rPr>
+              <w:t xml:space="preserve">3. 布置课后延伸思考与预习任务。</w:t>
+            </w:r>
+          </w:p>
+          <w:p>
+            <w:pPr>
+              <w:widowControl/>
+              <w:spacing w:line="400" w:lineRule="exact"/>
+              <w:jc w:val="left"/>
+              <w:rPr>
+                <w:rFonts w:ascii="FangSong_GB2312" w:eastAsia="FangSong_GB2312" w:hAnsi="FangSong_GB2312" w:cs="FangSong_GB2312"/>
+                <w:color w:val="000000"/>
+                <w:kern w:val="0"/>
+                <w:sz w:val="24"/>
+              </w:rPr>
+            </w:pPr>
+            <w:r>
+              <w:rPr>
+                <w:rFonts w:ascii="FangSong_GB2312" w:eastAsia="FangSong_GB2312" w:hAnsi="FangSong_GB2312" w:cs="FangSong_GB2312" w:hint="eastAsia"/>
+                <w:color w:val="000000"/>
+                <w:kern w:val="0"/>
+                <w:sz w:val="24"/>
+              </w:rPr>
+              <w:t xml:space="preserve">【时间安排】约10分钟（0.2实践学时）</w:t>
+            </w:r>
+          </w:p>
+          <w:p>
+            <w:pPr>
+              <w:widowControl/>
+              <w:spacing w:line="400" w:lineRule="exact"/>
+              <w:jc w:val="left"/>
+              <w:rPr>
+                <w:rFonts w:ascii="FangSong_GB2312" w:eastAsia="FangSong_GB2312" w:hAnsi="FangSong_GB2312" w:cs="FangSong_GB2312"/>
+                <w:color w:val="000000"/>
+                <w:kern w:val="0"/>
+                <w:sz w:val="24"/>
+              </w:rPr>
+            </w:pPr>
+            <w:r>
+              <w:rPr>
+                <w:rFonts w:ascii="FangSong_GB2312" w:eastAsia="FangSong_GB2312" w:hAnsi="FangSong_GB2312" w:cs="FangSong_GB2312" w:hint="eastAsia"/>
+                <w:color w:val="000000"/>
                 <w:kern w:val="0"/>
                 <w:sz w:val="24"/>
               </w:rPr>
@@ -1941,15 +2275,15 @@
               <w:rPr>
                 <w:rFonts w:ascii="FangSong_GB2312" w:eastAsia="FangSong_GB2312" w:hAnsi="FangSong_GB2312" w:cs="FangSong_GB2312"/>
                 <w:bCs/>
-                <w:color w:val="333333"/>
-                <w:kern w:val="0"/>
-                <w:sz w:val="24"/>
-              </w:rPr>
-            </w:pPr>
-            <w:r>
-              <w:rPr>
-                <w:rFonts w:ascii="FangSong_GB2312" w:eastAsia="FangSong_GB2312" w:hAnsi="FangSong_GB2312" w:cs="FangSong_GB2312" w:hint="eastAsia"/>
-                <w:color w:val="FF0000"/>
+                <w:color w:val="000000"/>
+                <w:kern w:val="0"/>
+                <w:sz w:val="24"/>
+              </w:rPr>
+            </w:pPr>
+            <w:r>
+              <w:rPr>
+                <w:rFonts w:ascii="FangSong_GB2312" w:eastAsia="FangSong_GB2312" w:hAnsi="FangSong_GB2312" w:cs="FangSong_GB2312" w:hint="eastAsia"/>
+                <w:color w:val="000000"/>
                 <w:kern w:val="0"/>
                 <w:sz w:val="24"/>
               </w:rPr>

--- a/交互产品开发/Output/教案/教案_第3周_产品洞察与痛点切入.docx
+++ b/交互产品开发/Output/教案/教案_第3周_产品洞察与痛点切入.docx
@@ -225,7 +225,7 @@
                 <w:kern w:val="0"/>
                 <w:sz w:val="24"/>
               </w:rPr>
-              <w:t xml:space="preserve">3.2 启动 实验1(Exp1)，拟定 JTBD 微调研方案</w:t>
+              <w:t xml:space="preserve">3.2 启动 实验1(Exp1)，JTBD 深度访谈 AI 陪练</w:t>
             </w:r>
           </w:p>
         </w:tc>
@@ -1619,7 +1619,7 @@
                 <w:kern w:val="0"/>
                 <w:sz w:val="24"/>
               </w:rPr>
-              <w:t xml:space="preserve">2. 实践要点拆解：3.1 定性调研原则；敏捷业务痛点发掘 3.2 启动 实验1(Exp1)，拟定 JTBD 微调研方案</w:t>
+              <w:t xml:space="preserve">2. 实践要点拆解：3.1 定性调研原则；敏捷业务痛点发掘 3.2 启动 实验1(Exp1)，JTBD 深度访谈 AI 陪练</w:t>
             </w:r>
           </w:p>
           <w:p>
@@ -1874,7 +1874,7 @@
                 <w:kern w:val="0"/>
                 <w:sz w:val="24"/>
               </w:rPr>
-              <w:t xml:space="preserve">1. 实践任务指导：启动 实验1(Exp1)——组内拟定 JTBD 微调研方案，现场演练访谈技巧</w:t>
+              <w:t xml:space="preserve">1. 实践任务指导：启动 实验1(Exp1)——与 AI 陪练进行 JTBD 深度访谈</w:t>
             </w:r>
           </w:p>
           <w:p>

--- a/交互产品开发/Output/教案/教案_第3周_产品洞察与痛点切入.docx
+++ b/交互产品开发/Output/教案/教案_第3周_产品洞察与痛点切入.docx
@@ -202,30 +202,7 @@
                 <w:kern w:val="0"/>
                 <w:sz w:val="24"/>
               </w:rPr>
-              <w:t xml:space="preserve">3.1 定性调研原则；敏捷业务痛点发掘</w:t>
-            </w:r>
-          </w:p>
-          <w:p>
-            <w:pPr>
-              <w:widowControl/>
-              <w:spacing w:before="40" w:after="40" w:line="400" w:lineRule="exact"/>
-              <w:ind w:left="57" w:firstLineChars="100" w:firstLine="240"/>
-              <w:jc w:val="center"/>
-              <w:rPr>
-                <w:rFonts w:ascii="FangSong_GB2312" w:eastAsia="FangSong_GB2312" w:hAnsi="FangSong_GB2312" w:cs="FangSong_GB2312"/>
-                <w:color w:val="000000"/>
-                <w:kern w:val="0"/>
-                <w:sz w:val="24"/>
-              </w:rPr>
-            </w:pPr>
-            <w:r>
-              <w:rPr>
-                <w:rFonts w:ascii="FangSong_GB2312" w:eastAsia="FangSong_GB2312" w:hAnsi="FangSong_GB2312" w:cs="FangSong_GB2312" w:hint="eastAsia"/>
-                <w:color w:val="000000"/>
-                <w:kern w:val="0"/>
-                <w:sz w:val="24"/>
-              </w:rPr>
-              <w:t xml:space="preserve">3.2 启动 实验1(Exp1)，JTBD 深度访谈 AI 陪练</w:t>
+              <w:t xml:space="preserve">本周课程聚焦于产品洞察与痛点切入。通过回顾认知摩擦，揭示产品-市场错配的三种死法。深入剖析用户的“言行鸿沟”（Say-Do Gap），打破焦点小组的验证式提问陷阱。引入敏捷创业的定性调研方法（如人类学田野调查、5-Why深访），并结合JTBD（Jobs-to-be-Done）框架，将需求精准剥离为功能、社会与情感三个维度。最终，教授如何将洞察转化为结构化的Problem Statement与先导指标，并启动首个田野微调研实践项目。</w:t>
             </w:r>
           </w:p>
         </w:tc>
@@ -322,7 +299,7 @@
                 <w:kern w:val="0"/>
                 <w:sz w:val="24"/>
               </w:rPr>
-              <w:t xml:space="preserve">2023级数字媒体艺术影视班：第 11 周，周四2-5节</w:t>
+              <w:t xml:space="preserve">2023级数字媒体艺术影视班：第 9 周，周三2-5节</w:t>
             </w:r>
           </w:p>
         </w:tc>
@@ -721,7 +698,7 @@
                 <w:kern w:val="0"/>
                 <w:sz w:val="24"/>
               </w:rPr>
-              <w:t xml:space="preserve">重点：聚焦真正痛点而非表面现象的定性调研原则与 JTBD 方法</w:t>
+              <w:t xml:space="preserve">重点：掌握反直觉的定性调研方法（参与式观察与5-Whys深度访谈），并运用JTBD框架将表面需求剥离为功能、社会和情感三维动机，最终转化为精准的问题陈述（Problem Statement）。</w:t>
             </w:r>
           </w:p>
           <w:p>
@@ -745,7 +722,7 @@
                 <w:kern w:val="0"/>
                 <w:sz w:val="24"/>
               </w:rPr>
-              <w:t xml:space="preserve">难点：跳出现有解决方案的框架，通过深度访谈准确捕获用户待办目标(JTBD)</w:t>
+              <w:t xml:space="preserve">难点：克服“验证式诱导提问”的直觉陷阱，学会在高压访谈中通过连续追问和场景还原，穿透用户因社会期望而产生的“言行鸿沟”，捕捉最底层的心理动机和物理摩擦。</w:t>
             </w:r>
           </w:p>
         </w:tc>
@@ -1158,7 +1135,7 @@
                 <w:kern w:val="0"/>
                 <w:sz w:val="24"/>
               </w:rPr>
-              <w:t xml:space="preserve">【教学组织】上次课知识回顾:</w:t>
+              <w:t xml:space="preserve">教学组织从认知摩擦到商业洞察。回顾三大认知滤网与执行/评估鸿沟，结合Juicero等案例剖析战术精致与战略失败的区别，总结产品-市场错配的三种死法。</w:t>
             </w:r>
           </w:p>
           <w:p>
@@ -1178,7 +1155,7 @@
                 <w:kern w:val="0"/>
                 <w:sz w:val="24"/>
               </w:rPr>
-              <w:t xml:space="preserve">1. 回顾 W02 认知摩擦，引出用调研发现真实痛点的必要性</w:t>
+              <w:t xml:space="preserve">教学方法项目导引、访谈技巧示范、微调研方案设计实录</w:t>
             </w:r>
           </w:p>
           <w:p>
@@ -1198,7 +1175,7 @@
                 <w:kern w:val="0"/>
                 <w:sz w:val="24"/>
               </w:rPr>
-              <w:t xml:space="preserve">2. 检查学生对前置知识的掌握情况，建立新旧知识的逻辑桥梁。</w:t>
+              <w:t xml:space="preserve">时间安排约10分钟（0.2实践学时）</w:t>
             </w:r>
           </w:p>
           <w:p>
@@ -1218,47 +1195,7 @@
                 <w:kern w:val="0"/>
                 <w:sz w:val="24"/>
               </w:rPr>
-              <w:t xml:space="preserve">【教学方法】项目导引、访谈技巧示范、微调研方案设计实录</w:t>
-            </w:r>
-          </w:p>
-          <w:p>
-            <w:pPr>
-              <w:widowControl/>
-              <w:spacing w:line="400" w:lineRule="exact"/>
-              <w:jc w:val="left"/>
-              <w:rPr>
-                <w:rFonts w:ascii="FangSong_GB2312" w:eastAsia="FangSong_GB2312" w:hAnsi="FangSong_GB2312" w:cs="FangSong_GB2312"/>
-                <w:kern w:val="0"/>
-                <w:sz w:val="24"/>
-              </w:rPr>
-            </w:pPr>
-            <w:r>
-              <w:rPr>
-                <w:rFonts w:ascii="FangSong_GB2312" w:eastAsia="FangSong_GB2312" w:hAnsi="FangSong_GB2312" w:cs="FangSong_GB2312" w:hint="eastAsia"/>
-                <w:kern w:val="0"/>
-                <w:sz w:val="24"/>
-              </w:rPr>
-              <w:t xml:space="preserve">【时间安排】约10分钟（0.2实践学时）</w:t>
-            </w:r>
-          </w:p>
-          <w:p>
-            <w:pPr>
-              <w:widowControl/>
-              <w:spacing w:line="400" w:lineRule="exact"/>
-              <w:jc w:val="left"/>
-              <w:rPr>
-                <w:rFonts w:ascii="FangSong_GB2312" w:eastAsia="FangSong_GB2312" w:hAnsi="FangSong_GB2312" w:cs="FangSong_GB2312"/>
-                <w:kern w:val="0"/>
-                <w:sz w:val="24"/>
-              </w:rPr>
-            </w:pPr>
-            <w:r>
-              <w:rPr>
-                <w:rFonts w:ascii="FangSong_GB2312" w:eastAsia="FangSong_GB2312" w:hAnsi="FangSong_GB2312" w:cs="FangSong_GB2312" w:hint="eastAsia"/>
-                <w:kern w:val="0"/>
-                <w:sz w:val="24"/>
-              </w:rPr>
-              <w:t xml:space="preserve">【课堂思考】</w:t>
+              <w:t xml:space="preserve">课堂思考</w:t>
             </w:r>
           </w:p>
         </w:tc>
@@ -1355,7 +1292,7 @@
                 <w:kern w:val="0"/>
                 <w:sz w:val="24"/>
               </w:rPr>
-              <w:t xml:space="preserve">【教学组织】课程情境导入:</w:t>
+              <w:t xml:space="preserve">教学组织认知摩擦的终极变种与言行不一。通过索尼收音机与沃尔玛过道案例，揭露Say-Do Gap（言行鸿沟），指出行为经济学中人类非理性的真相。</w:t>
             </w:r>
           </w:p>
           <w:p>
@@ -1375,7 +1312,7 @@
                 <w:kern w:val="0"/>
                 <w:sz w:val="24"/>
               </w:rPr>
-              <w:t xml:space="preserve">1. 展示一款'设计师觉得完美但用户频繁弃用'的产品，引出真实痛点挖掘的重要性</w:t>
+              <w:t xml:space="preserve">教学方法项目导引、访谈技巧示范、微调研方案设计实录</w:t>
             </w:r>
           </w:p>
           <w:p>
@@ -1395,7 +1332,7 @@
                 <w:kern w:val="0"/>
                 <w:sz w:val="24"/>
               </w:rPr>
-              <w:t xml:space="preserve">2. 明确本节课核心聚焦点：聚焦真正痛点而非表面现象的定性调研原则与 JTBD 方法</w:t>
+              <w:t xml:space="preserve">时间安排约10分钟（0.2实践学时）</w:t>
             </w:r>
           </w:p>
           <w:p>
@@ -1415,67 +1352,7 @@
                 <w:kern w:val="0"/>
                 <w:sz w:val="24"/>
               </w:rPr>
-              <w:t xml:space="preserve">3. 激发学生学习动机与探索兴趣。</w:t>
-            </w:r>
-          </w:p>
-          <w:p>
-            <w:pPr>
-              <w:widowControl/>
-              <w:spacing w:line="400" w:lineRule="exact"/>
-              <w:jc w:val="left"/>
-              <w:rPr>
-                <w:rFonts w:ascii="FangSong_GB2312" w:eastAsia="FangSong_GB2312" w:hAnsi="FangSong_GB2312" w:cs="FangSong_GB2312"/>
-                <w:kern w:val="0"/>
-                <w:sz w:val="24"/>
-              </w:rPr>
-            </w:pPr>
-            <w:r>
-              <w:rPr>
-                <w:rFonts w:ascii="FangSong_GB2312" w:eastAsia="FangSong_GB2312" w:hAnsi="FangSong_GB2312" w:cs="FangSong_GB2312" w:hint="eastAsia"/>
-                <w:kern w:val="0"/>
-                <w:sz w:val="24"/>
-              </w:rPr>
-              <w:t xml:space="preserve">【教学方法】项目导引、访谈技巧示范、微调研方案设计实录</w:t>
-            </w:r>
-          </w:p>
-          <w:p>
-            <w:pPr>
-              <w:widowControl/>
-              <w:spacing w:line="400" w:lineRule="exact"/>
-              <w:jc w:val="left"/>
-              <w:rPr>
-                <w:rFonts w:ascii="FangSong_GB2312" w:eastAsia="FangSong_GB2312" w:hAnsi="FangSong_GB2312" w:cs="FangSong_GB2312"/>
-                <w:kern w:val="0"/>
-                <w:sz w:val="24"/>
-              </w:rPr>
-            </w:pPr>
-            <w:r>
-              <w:rPr>
-                <w:rFonts w:ascii="FangSong_GB2312" w:eastAsia="FangSong_GB2312" w:hAnsi="FangSong_GB2312" w:cs="FangSong_GB2312" w:hint="eastAsia"/>
-                <w:kern w:val="0"/>
-                <w:sz w:val="24"/>
-              </w:rPr>
-              <w:t xml:space="preserve">【时间安排】约10分钟（0.2实践学时）</w:t>
-            </w:r>
-          </w:p>
-          <w:p>
-            <w:pPr>
-              <w:widowControl/>
-              <w:spacing w:line="400" w:lineRule="exact"/>
-              <w:jc w:val="left"/>
-              <w:rPr>
-                <w:rFonts w:ascii="FangSong_GB2312" w:eastAsia="FangSong_GB2312" w:hAnsi="FangSong_GB2312" w:cs="FangSong_GB2312"/>
-                <w:kern w:val="0"/>
-                <w:sz w:val="24"/>
-              </w:rPr>
-            </w:pPr>
-            <w:r>
-              <w:rPr>
-                <w:rFonts w:ascii="FangSong_GB2312" w:eastAsia="FangSong_GB2312" w:hAnsi="FangSong_GB2312" w:cs="FangSong_GB2312" w:hint="eastAsia"/>
-                <w:kern w:val="0"/>
-                <w:sz w:val="24"/>
-              </w:rPr>
-              <w:t xml:space="preserve">【课堂思考】</w:t>
+              <w:t xml:space="preserve">课堂思考</w:t>
             </w:r>
           </w:p>
         </w:tc>
@@ -1579,7 +1456,7 @@
                 <w:kern w:val="0"/>
                 <w:sz w:val="24"/>
               </w:rPr>
-              <w:t xml:space="preserve">【教学组织】核心方法与实操解析:</w:t>
+              <w:t xml:space="preserve">教学组织反直觉定性调研与问题发掘。分析焦点小组缺陷，引入人类学田野调查与参与式观察，详细讲解深访五步法，特别是通过5-Whys剥洋葱法挖掘深层恐惧。</w:t>
             </w:r>
           </w:p>
           <w:p>
@@ -1599,7 +1476,7 @@
                 <w:kern w:val="0"/>
                 <w:sz w:val="24"/>
               </w:rPr>
-              <w:t xml:space="preserve">1. 实训主线：Lean UX 定性调研原则实操、JTBD 方法论、深度访谈技巧（5 Why / 开放式提问）、痛点分级</w:t>
+              <w:t xml:space="preserve">教学方法项目导引、访谈技巧示范、微调研方案设计实录</w:t>
             </w:r>
           </w:p>
           <w:p>
@@ -1619,7 +1496,7 @@
                 <w:kern w:val="0"/>
                 <w:sz w:val="24"/>
               </w:rPr>
-              <w:t xml:space="preserve">2. 实践要点拆解：3.1 定性调研原则；敏捷业务痛点发掘 3.2 启动 实验1(Exp1)，JTBD 深度访谈 AI 陪练</w:t>
+              <w:t xml:space="preserve">时间安排约35分钟（0.8实践学时）</w:t>
             </w:r>
           </w:p>
           <w:p>
@@ -1639,7 +1516,7 @@
                 <w:kern w:val="0"/>
                 <w:sz w:val="24"/>
               </w:rPr>
-              <w:t xml:space="preserve">3. 重难点突破：针对“跳出现有解决方案的框架，通过深度访谈准确捕获用户待办目标(JTBD)”，采用案例剖析策略。</w:t>
+              <w:t xml:space="preserve">课堂思考</w:t>
             </w:r>
           </w:p>
           <w:p>
@@ -1659,7 +1536,7 @@
                 <w:kern w:val="0"/>
                 <w:sz w:val="24"/>
               </w:rPr>
-              <w:t xml:space="preserve">4. 支撑目标：掌握精益 UX 定性调研方法</w:t>
+              <w:t xml:space="preserve">课程思政融入点</w:t>
             </w:r>
           </w:p>
           <w:p>
@@ -1679,7 +1556,7 @@
                 <w:kern w:val="0"/>
                 <w:sz w:val="24"/>
               </w:rPr>
-              <w:t xml:space="preserve">【教学方法】项目导引、访谈技巧示范、微调研方案设计实录</w:t>
+              <w:t xml:space="preserve">教学组织JTBD框架与需求的维度剥离。以麦当劳奶昔案例引入JTBD，解析功能、社会、情感维度的深层动机，并探讨情境（Context）如何影响跨界竞争。</w:t>
             </w:r>
           </w:p>
           <w:p>
@@ -1699,7 +1576,7 @@
                 <w:kern w:val="0"/>
                 <w:sz w:val="24"/>
               </w:rPr>
-              <w:t xml:space="preserve">【时间安排】约70分钟（1.6实践学时）</w:t>
+              <w:t xml:space="preserve">教学方法项目导引、访谈技巧示范、微调研方案设计实录</w:t>
             </w:r>
           </w:p>
           <w:p>
@@ -1719,7 +1596,7 @@
                 <w:kern w:val="0"/>
                 <w:sz w:val="24"/>
               </w:rPr>
-              <w:t xml:space="preserve">【课堂思考】</w:t>
+              <w:t xml:space="preserve">时间安排约35分钟（0.8实践学时）</w:t>
             </w:r>
           </w:p>
           <w:p>
@@ -1739,7 +1616,127 @@
                 <w:kern w:val="0"/>
                 <w:sz w:val="24"/>
               </w:rPr>
-              <w:t xml:space="preserve">【课程思政融入点】强调同理心在数字时代的重要性，以社会真实问题为设计出发点</w:t>
+              <w:t xml:space="preserve">课堂思考</w:t>
+            </w:r>
+          </w:p>
+          <w:p>
+            <w:pPr>
+              <w:widowControl/>
+              <w:spacing w:line="400" w:lineRule="exact"/>
+              <w:jc w:val="left"/>
+              <w:rPr>
+                <w:rFonts w:ascii="FangSong_GB2312" w:eastAsia="FangSong_GB2312" w:hAnsi="FangSong_GB2312" w:cs="FangSong_GB2312"/>
+                <w:kern w:val="0"/>
+                <w:sz w:val="24"/>
+              </w:rPr>
+            </w:pPr>
+            <w:r>
+              <w:rPr>
+                <w:rFonts w:ascii="FangSong_GB2312" w:eastAsia="FangSong_GB2312" w:hAnsi="FangSong_GB2312" w:cs="FangSong_GB2312" w:hint="eastAsia"/>
+                <w:kern w:val="0"/>
+                <w:sz w:val="24"/>
+              </w:rPr>
+              <w:t xml:space="preserve">课程思政融入点</w:t>
+            </w:r>
+          </w:p>
+          <w:p>
+            <w:pPr>
+              <w:widowControl/>
+              <w:spacing w:line="400" w:lineRule="exact"/>
+              <w:jc w:val="left"/>
+              <w:rPr>
+                <w:rFonts w:ascii="FangSong_GB2312" w:eastAsia="FangSong_GB2312" w:hAnsi="FangSong_GB2312" w:cs="FangSong_GB2312"/>
+                <w:kern w:val="0"/>
+                <w:sz w:val="24"/>
+              </w:rPr>
+            </w:pPr>
+            <w:r>
+              <w:rPr>
+                <w:rFonts w:ascii="FangSong_GB2312" w:eastAsia="FangSong_GB2312" w:hAnsi="FangSong_GB2312" w:cs="FangSong_GB2312" w:hint="eastAsia"/>
+                <w:kern w:val="0"/>
+                <w:sz w:val="24"/>
+              </w:rPr>
+              <w:t xml:space="preserve">教学组织敏捷痛点发掘与Problem Statement。学习用工程句式转化同理心，设计能够提前预判商业生死的微观“先导指标”，摒弃宏观滞后指标的误导。</w:t>
+            </w:r>
+          </w:p>
+          <w:p>
+            <w:pPr>
+              <w:widowControl/>
+              <w:spacing w:line="400" w:lineRule="exact"/>
+              <w:jc w:val="left"/>
+              <w:rPr>
+                <w:rFonts w:ascii="FangSong_GB2312" w:eastAsia="FangSong_GB2312" w:hAnsi="FangSong_GB2312" w:cs="FangSong_GB2312"/>
+                <w:kern w:val="0"/>
+                <w:sz w:val="24"/>
+              </w:rPr>
+            </w:pPr>
+            <w:r>
+              <w:rPr>
+                <w:rFonts w:ascii="FangSong_GB2312" w:eastAsia="FangSong_GB2312" w:hAnsi="FangSong_GB2312" w:cs="FangSong_GB2312" w:hint="eastAsia"/>
+                <w:kern w:val="0"/>
+                <w:sz w:val="24"/>
+              </w:rPr>
+              <w:t xml:space="preserve">教学方法项目导引、访谈技巧示范、微调研方案设计实录</w:t>
+            </w:r>
+          </w:p>
+          <w:p>
+            <w:pPr>
+              <w:widowControl/>
+              <w:spacing w:line="400" w:lineRule="exact"/>
+              <w:jc w:val="left"/>
+              <w:rPr>
+                <w:rFonts w:ascii="FangSong_GB2312" w:eastAsia="FangSong_GB2312" w:hAnsi="FangSong_GB2312" w:cs="FangSong_GB2312"/>
+                <w:kern w:val="0"/>
+                <w:sz w:val="24"/>
+              </w:rPr>
+            </w:pPr>
+            <w:r>
+              <w:rPr>
+                <w:rFonts w:ascii="FangSong_GB2312" w:eastAsia="FangSong_GB2312" w:hAnsi="FangSong_GB2312" w:cs="FangSong_GB2312" w:hint="eastAsia"/>
+                <w:kern w:val="0"/>
+                <w:sz w:val="24"/>
+              </w:rPr>
+              <w:t xml:space="preserve">时间安排约10分钟（0.2实践学时）</w:t>
+            </w:r>
+          </w:p>
+          <w:p>
+            <w:pPr>
+              <w:widowControl/>
+              <w:spacing w:line="400" w:lineRule="exact"/>
+              <w:jc w:val="left"/>
+              <w:rPr>
+                <w:rFonts w:ascii="FangSong_GB2312" w:eastAsia="FangSong_GB2312" w:hAnsi="FangSong_GB2312" w:cs="FangSong_GB2312"/>
+                <w:kern w:val="0"/>
+                <w:sz w:val="24"/>
+              </w:rPr>
+            </w:pPr>
+            <w:r>
+              <w:rPr>
+                <w:rFonts w:ascii="FangSong_GB2312" w:eastAsia="FangSong_GB2312" w:hAnsi="FangSong_GB2312" w:cs="FangSong_GB2312" w:hint="eastAsia"/>
+                <w:kern w:val="0"/>
+                <w:sz w:val="24"/>
+              </w:rPr>
+              <w:t xml:space="preserve">课堂思考</w:t>
+            </w:r>
+          </w:p>
+          <w:p>
+            <w:pPr>
+              <w:widowControl/>
+              <w:spacing w:line="400" w:lineRule="exact"/>
+              <w:jc w:val="left"/>
+              <w:rPr>
+                <w:rFonts w:ascii="FangSong_GB2312" w:eastAsia="FangSong_GB2312" w:hAnsi="FangSong_GB2312" w:cs="FangSong_GB2312"/>
+                <w:kern w:val="0"/>
+                <w:sz w:val="24"/>
+              </w:rPr>
+            </w:pPr>
+            <w:r>
+              <w:rPr>
+                <w:rFonts w:ascii="FangSong_GB2312" w:eastAsia="FangSong_GB2312" w:hAnsi="FangSong_GB2312" w:cs="FangSong_GB2312" w:hint="eastAsia"/>
+                <w:kern w:val="0"/>
+                <w:sz w:val="24"/>
+              </w:rPr>
+              <w:t xml:space="preserve">课程思政融入点</w:t>
             </w:r>
           </w:p>
         </w:tc>
@@ -1852,7 +1849,7 @@
                 <w:kern w:val="0"/>
                 <w:sz w:val="24"/>
               </w:rPr>
-              <w:t xml:space="preserve">【教学组织】课堂实践与操作训练:</w:t>
+              <w:t xml:space="preserve">教学组织微调研沙局与Exp.01启动。进行AI陪练访谈以提取标准画像卡，确立实战小组角色分工，明确田野调研三大核心训诫，正式启动首次课外实践项目。</w:t>
             </w:r>
           </w:p>
           <w:p>
@@ -1874,7 +1871,7 @@
                 <w:kern w:val="0"/>
                 <w:sz w:val="24"/>
               </w:rPr>
-              <w:t xml:space="preserve">1. 实践任务指导：启动 实验1(Exp1)——与 AI 陪练进行 JTBD 深度访谈</w:t>
+              <w:t xml:space="preserve">时间安排约80分钟（1.8实践学时）</w:t>
             </w:r>
           </w:p>
           <w:p>
@@ -1896,95 +1893,7 @@
                 <w:kern w:val="0"/>
                 <w:sz w:val="24"/>
               </w:rPr>
-              <w:t xml:space="preserve">2. 核心任务目标：以小组为单位完成 5 人次 JTBD 微访谈，输出痛点洞察报告，包含访谈记录摘要、痛点归纳与机会点排序。</w:t>
-            </w:r>
-          </w:p>
-          <w:p>
-            <w:pPr>
-              <w:widowControl/>
-              <w:spacing w:line="400" w:lineRule="exact"/>
-              <w:jc w:val="left"/>
-              <w:rPr>
-                <w:rFonts w:ascii="FangSong_GB2312" w:eastAsia="FangSong_GB2312" w:hAnsi="FangSong_GB2312" w:cs="FangSong_GB2312"/>
-                <w:color w:val="000000"/>
-                <w:kern w:val="0"/>
-                <w:sz w:val="24"/>
-              </w:rPr>
-            </w:pPr>
-            <w:r>
-              <w:rPr>
-                <w:rFonts w:ascii="FangSong_GB2312" w:eastAsia="FangSong_GB2312" w:hAnsi="FangSong_GB2312" w:cs="FangSong_GB2312" w:hint="eastAsia"/>
-                <w:color w:val="000000"/>
-                <w:kern w:val="0"/>
-                <w:sz w:val="24"/>
-              </w:rPr>
-              <w:t xml:space="preserve">3. 教师巡回指导，及时发现并纠正学生实践中的认知偏差。</w:t>
-            </w:r>
-          </w:p>
-          <w:p>
-            <w:pPr>
-              <w:widowControl/>
-              <w:spacing w:line="400" w:lineRule="exact"/>
-              <w:jc w:val="left"/>
-              <w:rPr>
-                <w:rFonts w:ascii="FangSong_GB2312" w:eastAsia="FangSong_GB2312" w:hAnsi="FangSong_GB2312" w:cs="FangSong_GB2312"/>
-                <w:color w:val="000000"/>
-                <w:kern w:val="0"/>
-                <w:sz w:val="24"/>
-              </w:rPr>
-            </w:pPr>
-            <w:r>
-              <w:rPr>
-                <w:rFonts w:ascii="FangSong_GB2312" w:eastAsia="FangSong_GB2312" w:hAnsi="FangSong_GB2312" w:cs="FangSong_GB2312" w:hint="eastAsia"/>
-                <w:color w:val="000000"/>
-                <w:kern w:val="0"/>
-                <w:sz w:val="24"/>
-              </w:rPr>
-              <w:t xml:space="preserve">【教学方法】项目导引、访谈技巧示范、微调研方案设计实录</w:t>
-            </w:r>
-          </w:p>
-          <w:p>
-            <w:pPr>
-              <w:widowControl/>
-              <w:spacing w:line="400" w:lineRule="exact"/>
-              <w:jc w:val="left"/>
-              <w:rPr>
-                <w:rFonts w:ascii="FangSong_GB2312" w:eastAsia="FangSong_GB2312" w:hAnsi="FangSong_GB2312" w:cs="FangSong_GB2312"/>
-                <w:color w:val="000000"/>
-                <w:kern w:val="0"/>
-                <w:sz w:val="24"/>
-              </w:rPr>
-            </w:pPr>
-            <w:r>
-              <w:rPr>
-                <w:rFonts w:ascii="FangSong_GB2312" w:eastAsia="FangSong_GB2312" w:hAnsi="FangSong_GB2312" w:cs="FangSong_GB2312" w:hint="eastAsia"/>
-                <w:color w:val="000000"/>
-                <w:kern w:val="0"/>
-                <w:sz w:val="24"/>
-              </w:rPr>
-              <w:t xml:space="preserve">【时间安排】约80分钟（1.8实践学时）</w:t>
-            </w:r>
-          </w:p>
-          <w:p>
-            <w:pPr>
-              <w:widowControl/>
-              <w:spacing w:line="400" w:lineRule="exact"/>
-              <w:jc w:val="left"/>
-              <w:rPr>
-                <w:rFonts w:ascii="FangSong_GB2312" w:eastAsia="FangSong_GB2312" w:hAnsi="FangSong_GB2312" w:cs="FangSong_GB2312"/>
-                <w:color w:val="000000"/>
-                <w:kern w:val="0"/>
-                <w:sz w:val="24"/>
-              </w:rPr>
-            </w:pPr>
-            <w:r>
-              <w:rPr>
-                <w:rFonts w:ascii="FangSong_GB2312" w:eastAsia="FangSong_GB2312" w:hAnsi="FangSong_GB2312" w:cs="FangSong_GB2312" w:hint="eastAsia"/>
-                <w:color w:val="000000"/>
-                <w:kern w:val="0"/>
-                <w:sz w:val="24"/>
-              </w:rPr>
-              <w:t xml:space="preserve">【课堂思考】</w:t>
+              <w:t xml:space="preserve">课程回顾与反思</w:t>
             </w:r>
           </w:p>
         </w:tc>
@@ -2096,117 +2005,7 @@
                 <w:kern w:val="0"/>
                 <w:sz w:val="24"/>
               </w:rPr>
-              <w:t xml:space="preserve">【教学组织】知识凝练与教学反思:</w:t>
-            </w:r>
-          </w:p>
-          <w:p>
-            <w:pPr>
-              <w:widowControl/>
-              <w:spacing w:line="400" w:lineRule="exact"/>
-              <w:jc w:val="left"/>
-              <w:rPr>
-                <w:rFonts w:ascii="FangSong_GB2312" w:eastAsia="FangSong_GB2312" w:hAnsi="FangSong_GB2312" w:cs="FangSong_GB2312"/>
-                <w:color w:val="000000"/>
-                <w:kern w:val="0"/>
-                <w:sz w:val="24"/>
-              </w:rPr>
-            </w:pPr>
-            <w:r>
-              <w:rPr>
-                <w:rFonts w:ascii="FangSong_GB2312" w:eastAsia="FangSong_GB2312" w:hAnsi="FangSong_GB2312" w:cs="FangSong_GB2312" w:hint="eastAsia"/>
-                <w:color w:val="000000"/>
-                <w:kern w:val="0"/>
-                <w:sz w:val="24"/>
-              </w:rPr>
-              <w:t xml:space="preserve">1. 归纳梳理：点评各组调研方案，布置课后完成 5 人次访谈</w:t>
-            </w:r>
-          </w:p>
-          <w:p>
-            <w:pPr>
-              <w:widowControl/>
-              <w:spacing w:line="400" w:lineRule="exact"/>
-              <w:jc w:val="left"/>
-              <w:rPr>
-                <w:rFonts w:ascii="FangSong_GB2312" w:eastAsia="FangSong_GB2312" w:hAnsi="FangSong_GB2312" w:cs="FangSong_GB2312"/>
-                <w:color w:val="000000"/>
-                <w:kern w:val="0"/>
-                <w:sz w:val="24"/>
-              </w:rPr>
-            </w:pPr>
-            <w:r>
-              <w:rPr>
-                <w:rFonts w:ascii="FangSong_GB2312" w:eastAsia="FangSong_GB2312" w:hAnsi="FangSong_GB2312" w:cs="FangSong_GB2312" w:hint="eastAsia"/>
-                <w:color w:val="000000"/>
-                <w:kern w:val="0"/>
-                <w:sz w:val="24"/>
-              </w:rPr>
-              <w:t xml:space="preserve">2. 强化记忆：系统性总结本节课核心知识点与技能框架。</w:t>
-            </w:r>
-          </w:p>
-          <w:p>
-            <w:pPr>
-              <w:widowControl/>
-              <w:spacing w:line="400" w:lineRule="exact"/>
-              <w:jc w:val="left"/>
-              <w:rPr>
-                <w:rFonts w:ascii="FangSong_GB2312" w:eastAsia="FangSong_GB2312" w:hAnsi="FangSong_GB2312" w:cs="FangSong_GB2312"/>
-                <w:color w:val="000000"/>
-                <w:kern w:val="0"/>
-                <w:sz w:val="24"/>
-              </w:rPr>
-            </w:pPr>
-            <w:r>
-              <w:rPr>
-                <w:rFonts w:ascii="FangSong_GB2312" w:eastAsia="FangSong_GB2312" w:hAnsi="FangSong_GB2312" w:cs="FangSong_GB2312" w:hint="eastAsia"/>
-                <w:color w:val="000000"/>
-                <w:kern w:val="0"/>
-                <w:sz w:val="24"/>
-              </w:rPr>
-              <w:t xml:space="preserve">3. 布置课后延伸思考与预习任务。</w:t>
-            </w:r>
-          </w:p>
-          <w:p>
-            <w:pPr>
-              <w:widowControl/>
-              <w:spacing w:line="400" w:lineRule="exact"/>
-              <w:jc w:val="left"/>
-              <w:rPr>
-                <w:rFonts w:ascii="FangSong_GB2312" w:eastAsia="FangSong_GB2312" w:hAnsi="FangSong_GB2312" w:cs="FangSong_GB2312"/>
-                <w:color w:val="000000"/>
-                <w:kern w:val="0"/>
-                <w:sz w:val="24"/>
-              </w:rPr>
-            </w:pPr>
-            <w:r>
-              <w:rPr>
-                <w:rFonts w:ascii="FangSong_GB2312" w:eastAsia="FangSong_GB2312" w:hAnsi="FangSong_GB2312" w:cs="FangSong_GB2312" w:hint="eastAsia"/>
-                <w:color w:val="000000"/>
-                <w:kern w:val="0"/>
-                <w:sz w:val="24"/>
-              </w:rPr>
-              <w:t xml:space="preserve">【时间安排】约10分钟（0.2实践学时）</w:t>
-            </w:r>
-          </w:p>
-          <w:p>
-            <w:pPr>
-              <w:widowControl/>
-              <w:spacing w:line="400" w:lineRule="exact"/>
-              <w:jc w:val="left"/>
-              <w:rPr>
-                <w:rFonts w:ascii="FangSong_GB2312" w:eastAsia="FangSong_GB2312" w:hAnsi="FangSong_GB2312" w:cs="FangSong_GB2312"/>
-                <w:color w:val="000000"/>
-                <w:kern w:val="0"/>
-                <w:sz w:val="24"/>
-              </w:rPr>
-            </w:pPr>
-            <w:r>
-              <w:rPr>
-                <w:rFonts w:ascii="FangSong_GB2312" w:eastAsia="FangSong_GB2312" w:hAnsi="FangSong_GB2312" w:cs="FangSong_GB2312" w:hint="eastAsia"/>
-                <w:color w:val="000000"/>
-                <w:kern w:val="0"/>
-                <w:sz w:val="24"/>
-              </w:rPr>
-              <w:t xml:space="preserve">【课程回顾与反思】</w:t>
+              <w:t xml:space="preserve"/>
             </w:r>
           </w:p>
         </w:tc>
@@ -2287,7 +2086,7 @@
                 <w:kern w:val="0"/>
                 <w:sz w:val="24"/>
               </w:rPr>
-              <w:t xml:space="preserve">以小组为单位完成 5 人次 JTBD 微访谈，输出痛点洞察报告，包含访谈记录摘要、痛点归纳与机会点排序。</w:t>
+              <w:t xml:space="preserve">Exp.01「荒野与猎物」：组建包含商业(Hustler)、体验(Hipster)与技术(Hacker)特长的敏捷小队，使用AI陪练终端完成访谈模拟及Proto-Persona数据卡提取，随后在线下开展真实场景的定性田野调研。</w:t>
             </w:r>
           </w:p>
         </w:tc>
